--- a/SYSTEM_OVERVIEW_Weighing_Scale.docx
+++ b/SYSTEM_OVERVIEW_Weighing_Scale.docx
@@ -24,13 +24,13 @@
         <w:rPr>
           <w:i/>
         </w:rPr>
-        <w:t>ADJ Engineering Pvt. Ltd. — Current System (basic_interface_ind570.py)</w:t>
+        <w:t>ADJ Engineering Pvt. Ltd.</w:t>
       </w:r>
     </w:p>
     <w:p/>
     <w:p>
       <w:r>
-        <w:t xml:space="preserve">Covers the current production path only: </w:t>
+        <w:t xml:space="preserve">Covers </w:t>
       </w:r>
       <w:r>
         <w:rPr>
@@ -39,76 +39,12 @@
         <w:t>basic_interface_ind570.py</w:t>
       </w:r>
       <w:r>
-        <w:t xml:space="preserve"> (PyQt5 GUI) reading from a </w:t>
-      </w:r>
-      <w:r>
-        <w:rPr>
-          <w:b/>
-        </w:rPr>
-        <w:t>Mettler-Toledo IND570</w:t>
-      </w:r>
-      <w:r>
-        <w:t xml:space="preserve"> weighing terminal wired to a </w:t>
-      </w:r>
-      <w:r>
-        <w:rPr>
-          <w:b/>
-        </w:rPr>
-        <w:t>Mettler-Toledo load cell</w:t>
-      </w:r>
-      <w:r>
-        <w:t xml:space="preserve"> (not a raw strain-gauge bridge).</w:t>
+        <w:t xml:space="preserve"> — PyQt5 GUI, reads from a Mettler-Toledo IND570 weighing terminal wired to a Mettler-Toledo load cell.</w:t>
       </w:r>
     </w:p>
     <w:p>
-      <w:pPr>
-        <w:ind w:left="360"/>
-      </w:pPr>
       <w:r>
-        <w:rPr>
-          <w:b/>
-          <w:i/>
-        </w:rPr>
-        <w:t xml:space="preserve">Note: </w:t>
-      </w:r>
-      <w:r>
-        <w:t>An older USB-packet / Wheatstone-arm architecture (</w:t>
-      </w:r>
-      <w:r>
-        <w:rPr>
-          <w:rFonts w:ascii="Consolas" w:hAnsi="Consolas"/>
-        </w:rPr>
-        <w:t>bridge.c</w:t>
-      </w:r>
-      <w:r>
-        <w:t xml:space="preserve">, </w:t>
-      </w:r>
-      <w:r>
-        <w:rPr>
-          <w:rFonts w:ascii="Consolas" w:hAnsi="Consolas"/>
-        </w:rPr>
-        <w:t>basic_interface.c</w:t>
-      </w:r>
-      <w:r>
-        <w:t xml:space="preserve">, </w:t>
-      </w:r>
-      <w:r>
-        <w:rPr>
-          <w:rFonts w:ascii="Consolas" w:hAnsi="Consolas"/>
-        </w:rPr>
-        <w:t>gui_interface.py</w:t>
-      </w:r>
-      <w:r>
-        <w:t xml:space="preserve">, 45-byte binary packets) previously existed in this repo and has since been removed. </w:t>
-      </w:r>
-      <w:r>
-        <w:rPr>
-          <w:rFonts w:ascii="Consolas" w:hAnsi="Consolas"/>
-        </w:rPr>
-        <w:t>basic_interface_ind570.py</w:t>
-      </w:r>
-      <w:r>
-        <w:t xml:space="preserve"> is the sole application going forward.</w:t>
+        <w:t>(Old USB-packet / Wheatstone-arm stuff — bridge.c, basic_interface.c, gui_interface.py — is gone. This is the only app now.)</w:t>
       </w:r>
     </w:p>
     <w:p>
@@ -120,12 +56,7 @@
           <w:rFonts w:ascii="Cambria" w:hAnsi="Cambria"/>
           <w:color w:val="000000"/>
         </w:rPr>
-        <w:t>1. What the system is</w:t>
-      </w:r>
-    </w:p>
-    <w:p>
-      <w:r>
-        <w:t>A live weight-display application for a weighbridge/WIM (Weigh-In-Motion) setup:</w:t>
+        <w:t>What it does</w:t>
       </w:r>
     </w:p>
     <w:p>
@@ -139,28 +70,28 @@
         </w:rPr>
         <w:t>Mettler-Toledo load cell</w:t>
         <w:br/>
-        <w:t xml:space="preserve">        │  (analog load signal)</w:t>
+        <w:t xml:space="preserve">        │  analog signal</w:t>
         <w:br/>
         <w:t xml:space="preserve">        ▼</w:t>
         <w:br/>
-        <w:t xml:space="preserve">   IND570 terminal            ← does ADC, scaling, and outputs a weight stream</w:t>
+        <w:t xml:space="preserve">   IND570 terminal        ← ADC + scaling, outputs weight over TCP</w:t>
         <w:br/>
-        <w:t xml:space="preserve">        │  Ethernet (TCP), plain ASCII text</w:t>
+        <w:t xml:space="preserve">        │  Ethernet, ASCII text</w:t>
         <w:br/>
         <w:t xml:space="preserve">        ▼</w:t>
         <w:br/>
-        <w:t>basic_interface_ind570.py     ← this application (PyQt5 GUI)</w:t>
+        <w:t>basic_interface_ind570.py</w:t>
         <w:br/>
         <w:t xml:space="preserve">        │</w:t>
         <w:br/>
         <w:t xml:space="preserve">        ▼</w:t>
         <w:br/>
-        <w:t xml:space="preserve">   On-screen 4-channel display (7-segment style)</w:t>
+        <w:t xml:space="preserve">   4-column on-screen display (7-segment style)</w:t>
       </w:r>
     </w:p>
     <w:p>
       <w:r>
-        <w:t xml:space="preserve">The IND570 is the only thing that talks to the load cell directly. The application never touches the sensor signal — it only reads a text stream the IND570 already produces over the network. See </w:t>
+        <w:t xml:space="preserve">IND570 talks to the load cell. The app just reads a text stream off the network — see </w:t>
       </w:r>
       <w:r>
         <w:rPr>
@@ -169,7 +100,7 @@
         <w:t>ETHERNET_DATA_TRANSMISSION.md</w:t>
       </w:r>
       <w:r>
-        <w:t xml:space="preserve"> for the full detail on that link.</w:t>
+        <w:t xml:space="preserve"> for that part.</w:t>
       </w:r>
     </w:p>
     <w:p>
@@ -181,12 +112,12 @@
           <w:rFonts w:ascii="Cambria" w:hAnsi="Cambria"/>
           <w:color w:val="000000"/>
         </w:rPr>
-        <w:t>2. Why a "4-channel" layout, with one physical load cell</w:t>
+        <w:t>Why 4 channels for 1 load cell</w:t>
       </w:r>
     </w:p>
     <w:p>
       <w:r>
-        <w:t>The UI (</w:t>
+        <w:t>UI shows 4 identical columns (</w:t>
       </w:r>
       <w:r>
         <w:rPr>
@@ -195,16 +126,7 @@
         <w:t>ChannelColumn</w:t>
       </w:r>
       <w:r>
-        <w:t xml:space="preserve">, "4x4 Basic Interface") renders </w:t>
-      </w:r>
-      <w:r>
-        <w:rPr>
-          <w:b/>
-        </w:rPr>
-        <w:t>four identical channel columns</w:t>
-      </w:r>
-      <w:r>
-        <w:t xml:space="preserve">, but the current hardware is a single IND570 + single Mettler-Toledo load cell feed. All four columns read the same underlying value from </w:t>
+        <w:t xml:space="preserve">), but there's one IND570 feed. All 4 read the same value from </w:t>
       </w:r>
       <w:r>
         <w:rPr>
@@ -213,7 +135,7 @@
         <w:t>SharedState</w:t>
       </w:r>
       <w:r>
-        <w:t xml:space="preserve"> — the 4-channel layout is inherited from an earlier 4-load-cell platform design and kept for UI consistency. There is currently no per-channel hardware wiring; it is one live value replicated across four display columns.</w:t>
+        <w:t>. Leftover from an older 4-load-cell layout — kept for consistency, not because there's 4 sensors.</w:t>
       </w:r>
     </w:p>
     <w:p>
@@ -225,261 +147,64 @@
           <w:rFonts w:ascii="Cambria" w:hAnsi="Cambria"/>
           <w:color w:val="000000"/>
         </w:rPr>
-        <w:t>3. Application architecture</w:t>
+        <w:t>Threading</w:t>
       </w:r>
     </w:p>
     <w:p>
       <w:pPr>
-        <w:pStyle w:val="Heading3"/>
+        <w:pStyle w:val="ListBullet"/>
       </w:pPr>
       <w:r>
         <w:rPr>
-          <w:rFonts w:ascii="Cambria" w:hAnsi="Cambria"/>
-          <w:color w:val="000000"/>
+          <w:rFonts w:ascii="Consolas" w:hAnsi="Consolas"/>
         </w:rPr>
-        <w:t>3.1 Process / threading model</w:t>
+        <w:t>reader_thread()</w:t>
+      </w:r>
+      <w:r>
+        <w:t xml:space="preserve"> — daemon thread, owns the TCP socket, parses lines, pushes into </w:t>
+      </w:r>
+      <w:r>
+        <w:rPr>
+          <w:rFonts w:ascii="Consolas" w:hAnsi="Consolas"/>
+        </w:rPr>
+        <w:t>SharedState</w:t>
       </w:r>
     </w:p>
-    <w:tbl>
-      <w:tblPr>
-        <w:tblStyle w:val="LightGrid-Accent1"/>
-        <w:tblW w:type="auto" w:w="0"/>
-        <w:tblLook w:firstColumn="1" w:firstRow="1" w:lastColumn="0" w:lastRow="0" w:noHBand="0" w:noVBand="1" w:val="04A0"/>
-      </w:tblPr>
-      <w:tblGrid>
-        <w:gridCol w:w="2880"/>
-        <w:gridCol w:w="2880"/>
-        <w:gridCol w:w="2880"/>
-      </w:tblGrid>
-      <w:tr>
-        <w:tc>
-          <w:tcPr>
-            <w:tcW w:type="dxa" w:w="2880"/>
-          </w:tcPr>
-          <w:p>
-            <w:r>
-              <w:rPr>
-                <w:b/>
-              </w:rPr>
-            </w:r>
-            <w:r>
-              <w:rPr>
-                <w:b/>
-              </w:rPr>
-              <w:t>Component</w:t>
-            </w:r>
-          </w:p>
-        </w:tc>
-        <w:tc>
-          <w:tcPr>
-            <w:tcW w:type="dxa" w:w="2880"/>
-          </w:tcPr>
-          <w:p>
-            <w:r>
-              <w:rPr>
-                <w:b/>
-              </w:rPr>
-            </w:r>
-            <w:r>
-              <w:rPr>
-                <w:b/>
-              </w:rPr>
-              <w:t>Type</w:t>
-            </w:r>
-          </w:p>
-        </w:tc>
-        <w:tc>
-          <w:tcPr>
-            <w:tcW w:type="dxa" w:w="2880"/>
-          </w:tcPr>
-          <w:p>
-            <w:r>
-              <w:rPr>
-                <w:b/>
-              </w:rPr>
-            </w:r>
-            <w:r>
-              <w:rPr>
-                <w:b/>
-              </w:rPr>
-              <w:t>Responsibility</w:t>
-            </w:r>
-          </w:p>
-        </w:tc>
-      </w:tr>
-      <w:tr>
-        <w:tc>
-          <w:tcPr>
-            <w:tcW w:type="dxa" w:w="2880"/>
-          </w:tcPr>
-          <w:p>
-            <w:r/>
-            <w:r>
-              <w:rPr>
-                <w:rFonts w:ascii="Consolas" w:hAnsi="Consolas"/>
-              </w:rPr>
-              <w:t>reader_thread()</w:t>
-            </w:r>
-          </w:p>
-        </w:tc>
-        <w:tc>
-          <w:tcPr>
-            <w:tcW w:type="dxa" w:w="2880"/>
-          </w:tcPr>
-          <w:p>
-            <w:r/>
-            <w:r>
-              <w:t xml:space="preserve">Background </w:t>
-            </w:r>
-            <w:r>
-              <w:rPr>
-                <w:rFonts w:ascii="Consolas" w:hAnsi="Consolas"/>
-              </w:rPr>
-              <w:t>threading.Thread</w:t>
-            </w:r>
-            <w:r>
-              <w:t xml:space="preserve"> (daemon)</w:t>
-            </w:r>
-          </w:p>
-        </w:tc>
-        <w:tc>
-          <w:tcPr>
-            <w:tcW w:type="dxa" w:w="2880"/>
-          </w:tcPr>
-          <w:p>
-            <w:r/>
-            <w:r>
-              <w:t xml:space="preserve">Owns the TCP socket to the IND570; parses incoming lines; pushes values into </w:t>
-            </w:r>
-            <w:r>
-              <w:rPr>
-                <w:rFonts w:ascii="Consolas" w:hAnsi="Consolas"/>
-              </w:rPr>
-              <w:t>SharedState</w:t>
-            </w:r>
-          </w:p>
-        </w:tc>
-      </w:tr>
-      <w:tr>
-        <w:tc>
-          <w:tcPr>
-            <w:tcW w:type="dxa" w:w="2880"/>
-          </w:tcPr>
-          <w:p>
-            <w:r/>
-            <w:r>
-              <w:rPr>
-                <w:rFonts w:ascii="Consolas" w:hAnsi="Consolas"/>
-              </w:rPr>
-              <w:t>SharedState</w:t>
-            </w:r>
-          </w:p>
-        </w:tc>
-        <w:tc>
-          <w:tcPr>
-            <w:tcW w:type="dxa" w:w="2880"/>
-          </w:tcPr>
-          <w:p>
-            <w:r/>
-            <w:r>
-              <w:t>Thread-safe object (</w:t>
-            </w:r>
-            <w:r>
-              <w:rPr>
-                <w:rFonts w:ascii="Consolas" w:hAnsi="Consolas"/>
-              </w:rPr>
-              <w:t>threading.Lock</w:t>
-            </w:r>
-            <w:r>
-              <w:t>)</w:t>
-            </w:r>
-          </w:p>
-        </w:tc>
-        <w:tc>
-          <w:tcPr>
-            <w:tcW w:type="dxa" w:w="2880"/>
-          </w:tcPr>
-          <w:p>
-            <w:r/>
-            <w:r>
-              <w:t>Holds the latest averaged result, validity flag, byte counter; read/written from both the reader thread and the UI thread</w:t>
-            </w:r>
-          </w:p>
-        </w:tc>
-      </w:tr>
-      <w:tr>
-        <w:tc>
-          <w:tcPr>
-            <w:tcW w:type="dxa" w:w="2880"/>
-          </w:tcPr>
-          <w:p>
-            <w:r/>
-            <w:r>
-              <w:rPr>
-                <w:rFonts w:ascii="Consolas" w:hAnsi="Consolas"/>
-              </w:rPr>
-              <w:t>MainWindow</w:t>
-            </w:r>
-            <w:r>
-              <w:t xml:space="preserve"> (Qt </w:t>
-            </w:r>
-            <w:r>
-              <w:rPr>
-                <w:rFonts w:ascii="Consolas" w:hAnsi="Consolas"/>
-              </w:rPr>
-              <w:t>QMainWindow</w:t>
-            </w:r>
-            <w:r>
-              <w:t>)</w:t>
-            </w:r>
-          </w:p>
-        </w:tc>
-        <w:tc>
-          <w:tcPr>
-            <w:tcW w:type="dxa" w:w="2880"/>
-          </w:tcPr>
-          <w:p>
-            <w:r/>
-            <w:r>
-              <w:t>Main/UI thread</w:t>
-            </w:r>
-          </w:p>
-        </w:tc>
-        <w:tc>
-          <w:tcPr>
-            <w:tcW w:type="dxa" w:w="2880"/>
-          </w:tcPr>
-          <w:p>
-            <w:r/>
-            <w:r>
-              <w:t xml:space="preserve">Builds the window, drives a </w:t>
-            </w:r>
-            <w:r>
-              <w:rPr>
-                <w:rFonts w:ascii="Consolas" w:hAnsi="Consolas"/>
-              </w:rPr>
-              <w:t>QTimer</w:t>
-            </w:r>
-            <w:r>
-              <w:t xml:space="preserve"> at 100 ms to poll </w:t>
-            </w:r>
-            <w:r>
-              <w:rPr>
-                <w:rFonts w:ascii="Consolas" w:hAnsi="Consolas"/>
-              </w:rPr>
-              <w:t>SharedState</w:t>
-            </w:r>
-            <w:r>
-              <w:t xml:space="preserve"> and redraw</w:t>
-            </w:r>
-          </w:p>
-        </w:tc>
-      </w:tr>
-    </w:tbl>
-    <w:p/>
     <w:p>
+      <w:pPr>
+        <w:pStyle w:val="ListBullet"/>
+      </w:pPr>
       <w:r>
-        <w:t xml:space="preserve">The reader thread and the UI thread never touch each other's data directly — everything passes through </w:t>
+        <w:rPr>
+          <w:rFonts w:ascii="Consolas" w:hAnsi="Consolas"/>
+        </w:rPr>
+        <w:t>SharedState</w:t>
+      </w:r>
+      <w:r>
+        <w:t xml:space="preserve"> — lock-protected, holds latest average + validity flag + byte count</w:t>
+      </w:r>
+    </w:p>
+    <w:p>
+      <w:pPr>
+        <w:pStyle w:val="ListBullet"/>
+      </w:pPr>
+      <w:r>
+        <w:rPr>
+          <w:rFonts w:ascii="Consolas" w:hAnsi="Consolas"/>
+        </w:rPr>
+        <w:t>MainWindow</w:t>
+      </w:r>
+      <w:r>
+        <w:t xml:space="preserve"> — UI thread, </w:t>
+      </w:r>
+      <w:r>
+        <w:rPr>
+          <w:rFonts w:ascii="Consolas" w:hAnsi="Consolas"/>
+        </w:rPr>
+        <w:t>QTimer</w:t>
+      </w:r>
+      <w:r>
+        <w:t xml:space="preserve"> polls </w:t>
       </w:r>
       <w:r>
         <w:rPr>
@@ -488,13 +213,18 @@
         <w:t>SharedState</w:t>
       </w:r>
       <w:r>
-        <w:t xml:space="preserve">'s locked </w:t>
+        <w:t xml:space="preserve"> every 100ms and redraws</w:t>
+      </w:r>
+    </w:p>
+    <w:p>
+      <w:r>
+        <w:t xml:space="preserve">Reader thread and UI thread never touch each other directly, only through </w:t>
       </w:r>
       <w:r>
         <w:rPr>
           <w:rFonts w:ascii="Consolas" w:hAnsi="Consolas"/>
         </w:rPr>
-        <w:t>push()</w:t>
+        <w:t>SharedState.push()</w:t>
       </w:r>
       <w:r>
         <w:t xml:space="preserve"> / </w:t>
@@ -503,28 +233,16 @@
         <w:rPr>
           <w:rFonts w:ascii="Consolas" w:hAnsi="Consolas"/>
         </w:rPr>
-        <w:t>snapshot()</w:t>
+        <w:t>.snapshot()</w:t>
       </w:r>
       <w:r>
-        <w:t xml:space="preserve"> methods. This is the standard pattern for keeping a Qt UI responsive while a blocking socket read happens elsewhere.</w:t>
+        <w:t>.</w:t>
       </w:r>
     </w:p>
     <w:p>
-      <w:pPr>
-        <w:pStyle w:val="Heading3"/>
-      </w:pPr>
       <w:r>
-        <w:rPr>
-          <w:rFonts w:ascii="Cambria" w:hAnsi="Cambria"/>
-          <w:color w:val="000000"/>
-        </w:rPr>
-        <w:t>3.2 Startup sequence</w:t>
+        <w:t xml:space="preserve">Startup: </w:t>
       </w:r>
-    </w:p>
-    <w:p>
-      <w:pPr>
-        <w:pStyle w:val="ListNumber"/>
-      </w:pPr>
       <w:r>
         <w:rPr>
           <w:rFonts w:ascii="Consolas" w:hAnsi="Consolas"/>
@@ -532,7 +250,7 @@
         <w:t>main()</w:t>
       </w:r>
       <w:r>
-        <w:t xml:space="preserve"> creates the </w:t>
+        <w:t xml:space="preserve"> → </w:t>
       </w:r>
       <w:r>
         <w:rPr>
@@ -541,31 +259,8 @@
         <w:t>QApplication</w:t>
       </w:r>
       <w:r>
-        <w:t xml:space="preserve">, sets the </w:t>
+        <w:t xml:space="preserve"> → </w:t>
       </w:r>
-      <w:r>
-        <w:rPr>
-          <w:rFonts w:ascii="Consolas" w:hAnsi="Consolas"/>
-        </w:rPr>
-        <w:t>Fusion</w:t>
-      </w:r>
-      <w:r>
-        <w:t xml:space="preserve"> style, and constructs </w:t>
-      </w:r>
-      <w:r>
-        <w:rPr>
-          <w:rFonts w:ascii="Consolas" w:hAnsi="Consolas"/>
-        </w:rPr>
-        <w:t>MainWindow</w:t>
-      </w:r>
-      <w:r>
-        <w:t>.</w:t>
-      </w:r>
-    </w:p>
-    <w:p>
-      <w:pPr>
-        <w:pStyle w:val="ListNumber"/>
-      </w:pPr>
       <w:r>
         <w:rPr>
           <w:rFonts w:ascii="Consolas" w:hAnsi="Consolas"/>
@@ -573,127 +268,21 @@
         <w:t>MainWindow.__init__</w:t>
       </w:r>
       <w:r>
-        <w:t xml:space="preserve"> builds all UI panels, creates a </w:t>
+        <w:t xml:space="preserve"> builds UI, starts reader thread, starts the 100ms timer. Reader loop: connect → read → parse → push, retry every 2s on failure.</w:t>
+      </w:r>
+    </w:p>
+    <w:p>
+      <w:r>
+        <w:t xml:space="preserve">Shutdown: </w:t>
       </w:r>
       <w:r>
         <w:rPr>
           <w:rFonts w:ascii="Consolas" w:hAnsi="Consolas"/>
         </w:rPr>
-        <w:t>SharedState(avg_win=100)</w:t>
+        <w:t>closeEvent</w:t>
       </w:r>
       <w:r>
-        <w:t xml:space="preserve">, sets a </w:t>
-      </w:r>
-      <w:r>
-        <w:rPr>
-          <w:rFonts w:ascii="Consolas" w:hAnsi="Consolas"/>
-        </w:rPr>
-        <w:t>threading.Event</w:t>
-      </w:r>
-      <w:r>
-        <w:t xml:space="preserve"> (</w:t>
-      </w:r>
-      <w:r>
-        <w:rPr>
-          <w:rFonts w:ascii="Consolas" w:hAnsi="Consolas"/>
-        </w:rPr>
-        <w:t>_running</w:t>
-      </w:r>
-      <w:r>
-        <w:t xml:space="preserve">) to signaled, and starts </w:t>
-      </w:r>
-      <w:r>
-        <w:rPr>
-          <w:rFonts w:ascii="Consolas" w:hAnsi="Consolas"/>
-        </w:rPr>
-        <w:t>reader_thread</w:t>
-      </w:r>
-      <w:r>
-        <w:t xml:space="preserve"> as a daemon thread.</w:t>
-      </w:r>
-    </w:p>
-    <w:p>
-      <w:pPr>
-        <w:pStyle w:val="ListNumber"/>
-      </w:pPr>
-      <w:r>
-        <w:t xml:space="preserve">A </w:t>
-      </w:r>
-      <w:r>
-        <w:rPr>
-          <w:rFonts w:ascii="Consolas" w:hAnsi="Consolas"/>
-        </w:rPr>
-        <w:t>QTimer</w:t>
-      </w:r>
-      <w:r>
-        <w:t xml:space="preserve"> fires every 100 ms calling </w:t>
-      </w:r>
-      <w:r>
-        <w:rPr>
-          <w:rFonts w:ascii="Consolas" w:hAnsi="Consolas"/>
-        </w:rPr>
-        <w:t>_update_ui()</w:t>
-      </w:r>
-      <w:r>
-        <w:t>, which is the only place the UI actually reflects new data.</w:t>
-      </w:r>
-    </w:p>
-    <w:p>
-      <w:pPr>
-        <w:pStyle w:val="ListNumber"/>
-      </w:pPr>
-      <w:r>
-        <w:t xml:space="preserve">The reader thread independently loops: connect → read → parse → push, retrying every 2 seconds on failure, for as long as </w:t>
-      </w:r>
-      <w:r>
-        <w:rPr>
-          <w:rFonts w:ascii="Consolas" w:hAnsi="Consolas"/>
-        </w:rPr>
-        <w:t>_running</w:t>
-      </w:r>
-      <w:r>
-        <w:t xml:space="preserve"> stays set.</w:t>
-      </w:r>
-    </w:p>
-    <w:p>
-      <w:pPr>
-        <w:pStyle w:val="Heading3"/>
-      </w:pPr>
-      <w:r>
-        <w:rPr>
-          <w:rFonts w:ascii="Cambria" w:hAnsi="Cambria"/>
-          <w:color w:val="000000"/>
-        </w:rPr>
-        <w:t>3.3 Shutdown</w:t>
-      </w:r>
-    </w:p>
-    <w:p>
-      <w:r>
-        <w:rPr>
-          <w:rFonts w:ascii="Consolas" w:hAnsi="Consolas"/>
-        </w:rPr>
-        <w:t>MainWindow.closeEvent</w:t>
-      </w:r>
-      <w:r>
-        <w:t xml:space="preserve"> clears the </w:t>
-      </w:r>
-      <w:r>
-        <w:rPr>
-          <w:rFonts w:ascii="Consolas" w:hAnsi="Consolas"/>
-        </w:rPr>
-        <w:t>_running</w:t>
-      </w:r>
-      <w:r>
-        <w:t xml:space="preserve"> event, which lets the reader thread's loop exit on its next check; the thread is a daemon so it won't block process exit even if it's mid-</w:t>
-      </w:r>
-      <w:r>
-        <w:rPr>
-          <w:rFonts w:ascii="Consolas" w:hAnsi="Consolas"/>
-        </w:rPr>
-        <w:t>recv()</w:t>
-      </w:r>
-      <w:r>
-        <w:t>.</w:t>
+        <w:t xml:space="preserve"> clears the running flag, reader thread exits on next check (daemon, so it won't block exit either way).</w:t>
       </w:r>
     </w:p>
     <w:p>
@@ -705,7 +294,7 @@
           <w:rFonts w:ascii="Cambria" w:hAnsi="Cambria"/>
           <w:color w:val="000000"/>
         </w:rPr>
-        <w:t>4. UI layout</w:t>
+        <w:t>UI layout</w:t>
       </w:r>
     </w:p>
     <w:p>
@@ -751,38 +340,14 @@
       </w:r>
     </w:p>
     <w:p>
-      <w:pPr>
-        <w:pStyle w:val="Heading3"/>
-      </w:pPr>
-      <w:r>
-        <w:rPr>
-          <w:rFonts w:ascii="Cambria" w:hAnsi="Cambria"/>
-          <w:color w:val="000000"/>
-        </w:rPr>
-        <w:t>4.1 Top bar — "COM-Port controls"</w:t>
-      </w:r>
-    </w:p>
-    <w:p>
-      <w:r>
-        <w:t xml:space="preserve">A </w:t>
-      </w:r>
-      <w:r>
-        <w:rPr>
-          <w:rFonts w:ascii="Consolas" w:hAnsi="Consolas"/>
-        </w:rPr>
-        <w:t>QGroupBox</w:t>
-      </w:r>
-      <w:r>
-        <w:t xml:space="preserve"> with </w:t>
-      </w:r>
       <w:r>
         <w:rPr>
           <w:b/>
         </w:rPr>
-        <w:t>Start / Stop</w:t>
+        <w:t>COM-Port controls (top bar)</w:t>
       </w:r>
       <w:r>
-        <w:t xml:space="preserve"> buttons, a port dropdown pre-populated with </w:t>
+        <w:t xml:space="preserve"> — Start/Stop actually work (toggle the reader thread). The port dropdown (</w:t>
       </w:r>
       <w:r>
         <w:rPr>
@@ -791,7 +356,7 @@
         <w:t>COM7</w:t>
       </w:r>
       <w:r>
-        <w:t xml:space="preserve"> and </w:t>
+        <w:t xml:space="preserve">, </w:t>
       </w:r>
       <w:r>
         <w:rPr>
@@ -800,25 +365,25 @@
         <w:t>192.168.0.1:1702</w:t>
       </w:r>
       <w:r>
-        <w:t xml:space="preserve">, and </w:t>
+        <w:t>), "Update port list", and "Save port name" don't do anything — connection target is hardcoded (</w:t>
       </w:r>
       <w:r>
         <w:rPr>
-          <w:b/>
+          <w:rFonts w:ascii="Consolas" w:hAnsi="Consolas"/>
         </w:rPr>
-        <w:t>Update port list</w:t>
+        <w:t>IND570_HOST</w:t>
       </w:r>
       <w:r>
-        <w:t xml:space="preserve"> / </w:t>
+        <w:t>/</w:t>
       </w:r>
       <w:r>
         <w:rPr>
-          <w:b/>
+          <w:rFonts w:ascii="Consolas" w:hAnsi="Consolas"/>
         </w:rPr>
-        <w:t>Save port name</w:t>
+        <w:t>IND570_PORT</w:t>
       </w:r>
       <w:r>
-        <w:t xml:space="preserve"> buttons.</w:t>
+        <w:t xml:space="preserve"> in the source). Same for "Save coefficients."</w:t>
       </w:r>
     </w:p>
     <w:p>
@@ -826,63 +391,23 @@
         <w:rPr>
           <w:b/>
         </w:rPr>
-        <w:t>Important:</w:t>
-      </w:r>
-      <w:r>
-        <w:t xml:space="preserve"> this entire group is cosmetic/legacy. None of these controls read or change the actual connection target — the app always connects to the hardcoded </w:t>
-      </w:r>
-      <w:r>
-        <w:rPr>
-          <w:rFonts w:ascii="Consolas" w:hAnsi="Consolas"/>
-        </w:rPr>
-        <w:t>IND570_HOST:IND570_PORT</w:t>
-      </w:r>
-      <w:r>
-        <w:t xml:space="preserve"> (</w:t>
-      </w:r>
-      <w:r>
-        <w:rPr>
-          <w:rFonts w:ascii="Consolas" w:hAnsi="Consolas"/>
-        </w:rPr>
-        <w:t>basic_interface_ind570.py:22-23</w:t>
-      </w:r>
-      <w:r>
-        <w:t xml:space="preserve">). Start/Stop do work (they toggle the reader thread via </w:t>
-      </w:r>
-      <w:r>
-        <w:rPr>
-          <w:rFonts w:ascii="Consolas" w:hAnsi="Consolas"/>
-        </w:rPr>
-        <w:t>_running</w:t>
-      </w:r>
-      <w:r>
-        <w:t>), but the COM port dropdown and its buttons are not wired to anything.</w:t>
+        <w:t>Each channel column:</w:t>
       </w:r>
     </w:p>
     <w:p>
       <w:pPr>
-        <w:pStyle w:val="Heading3"/>
+        <w:pStyle w:val="ListBullet"/>
       </w:pPr>
       <w:r>
-        <w:rPr>
-          <w:rFonts w:ascii="Cambria" w:hAnsi="Cambria"/>
-          <w:color w:val="000000"/>
-        </w:rPr>
-        <w:t>4.2 Channel columns (×4)</w:t>
+        <w:t>Title, "Chanel N"</w:t>
       </w:r>
     </w:p>
     <w:p>
+      <w:pPr>
+        <w:pStyle w:val="ListBullet"/>
+      </w:pPr>
       <w:r>
-        <w:t xml:space="preserve">Each </w:t>
-      </w:r>
-      <w:r>
-        <w:rPr>
-          <w:rFonts w:ascii="Consolas" w:hAnsi="Consolas"/>
-        </w:rPr>
-        <w:t>ChannelColumn</w:t>
-      </w:r>
-      <w:r>
-        <w:t>:</w:t>
+        <w:t>Top 7-seg display — static "0", not live</w:t>
       </w:r>
     </w:p>
     <w:p>
@@ -891,12 +416,12 @@
       </w:pPr>
       <w:r>
         <w:rPr>
-          <w:b/>
+          <w:rFonts w:ascii="Consolas" w:hAnsi="Consolas"/>
         </w:rPr>
-        <w:t>Title</w:t>
+        <w:t>temp =</w:t>
       </w:r>
       <w:r>
-        <w:t xml:space="preserve"> — "Chanel N"</w:t>
+        <w:t xml:space="preserve"> — always "0", no temp input exists</w:t>
       </w:r>
     </w:p>
     <w:p>
@@ -904,59 +429,16 @@
         <w:pStyle w:val="ListBullet"/>
       </w:pPr>
       <w:r>
-        <w:rPr>
-          <w:b/>
-        </w:rPr>
-        <w:t>Top 7-segment display</w:t>
-      </w:r>
-      <w:r>
-        <w:t xml:space="preserve"> — currently always shows a static </w:t>
+        <w:t xml:space="preserve">Two </w:t>
       </w:r>
       <w:r>
         <w:rPr>
           <w:rFonts w:ascii="Consolas" w:hAnsi="Consolas"/>
         </w:rPr>
-        <w:t>"0"</w:t>
+        <w:t>k =</w:t>
       </w:r>
       <w:r>
-        <w:t xml:space="preserve"> (or blank when zeroed); not driven by live data in the current build</w:t>
-      </w:r>
-    </w:p>
-    <w:p>
-      <w:pPr>
-        <w:pStyle w:val="ListBullet"/>
-      </w:pPr>
-      <w:r>
-        <w:rPr>
-          <w:b/>
-        </w:rPr>
-        <w:t>temp =</w:t>
-      </w:r>
-      <w:r>
-        <w:t xml:space="preserve"> — read-only field, always </w:t>
-      </w:r>
-      <w:r>
-        <w:rPr>
-          <w:rFonts w:ascii="Consolas" w:hAnsi="Consolas"/>
-        </w:rPr>
-        <w:t>"0"</w:t>
-      </w:r>
-      <w:r>
-        <w:t xml:space="preserve"> (no temperature input exists in this system)</w:t>
-      </w:r>
-    </w:p>
-    <w:p>
-      <w:pPr>
-        <w:pStyle w:val="ListBullet"/>
-      </w:pPr>
-      <w:r>
-        <w:rPr>
-          <w:b/>
-        </w:rPr>
-        <w:t>Two "k =" fields</w:t>
-      </w:r>
-      <w:r>
-        <w:t xml:space="preserve"> — free-text coefficient inputs, default </w:t>
+        <w:t xml:space="preserve"> fields — default </w:t>
       </w:r>
       <w:r>
         <w:rPr>
@@ -965,7 +447,7 @@
         <w:t>0.0067563</w:t>
       </w:r>
       <w:r>
-        <w:t>; present in the UI but not read by any calculation in the current code</w:t>
+        <w:t>, not used in any calc</w:t>
       </w:r>
     </w:p>
     <w:p>
@@ -973,13 +455,7 @@
         <w:pStyle w:val="ListBullet"/>
       </w:pPr>
       <w:r>
-        <w:rPr>
-          <w:b/>
-        </w:rPr>
-        <w:t>Value display (7-segment) + unit label</w:t>
-      </w:r>
-      <w:r>
-        <w:t xml:space="preserve"> — this is the live figure: shows the averaged/converted weight, updated every 100 ms</w:t>
+        <w:t>Value display + unit — this one's real, updates every 100ms</w:t>
       </w:r>
     </w:p>
     <w:p>
@@ -987,31 +463,7 @@
         <w:pStyle w:val="ListBullet"/>
       </w:pPr>
       <w:r>
-        <w:rPr>
-          <w:b/>
-        </w:rPr>
-        <w:t>Calibration value</w:t>
-      </w:r>
-      <w:r>
-        <w:t xml:space="preserve"> field + </w:t>
-      </w:r>
-      <w:r>
-        <w:rPr>
-          <w:b/>
-        </w:rPr>
-        <w:t>Calibrate</w:t>
-      </w:r>
-      <w:r>
-        <w:t xml:space="preserve"> button — sets a per-column additive offset (</w:t>
-      </w:r>
-      <w:r>
-        <w:rPr>
-          <w:rFonts w:ascii="Consolas" w:hAnsi="Consolas"/>
-        </w:rPr>
-        <w:t>_cal_offset</w:t>
-      </w:r>
-      <w:r>
-        <w:t>) applied to that column's displayed value only</w:t>
+        <w:t>Calibration value + Calibrate — adds an offset to that column only</w:t>
       </w:r>
     </w:p>
     <w:p>
@@ -1019,192 +471,18 @@
         <w:pStyle w:val="ListBullet"/>
       </w:pPr>
       <w:r>
-        <w:rPr>
-          <w:b/>
-        </w:rPr>
-        <w:t>Zero</w:t>
+        <w:t>Zero / Cancel zero — blanks that column only, doesn't touch the global average</w:t>
       </w:r>
-      <w:r>
-        <w:t xml:space="preserve"> / </w:t>
-      </w:r>
+    </w:p>
+    <w:p>
       <w:r>
         <w:rPr>
           <w:b/>
         </w:rPr>
-        <w:t>Cancel zero</w:t>
+        <w:t>Bottom bar</w:t>
       </w:r>
       <w:r>
-        <w:t xml:space="preserve"> buttons — per-column blanking (shows </w:t>
-      </w:r>
-      <w:r>
-        <w:rPr>
-          <w:rFonts w:ascii="Consolas" w:hAnsi="Consolas"/>
-        </w:rPr>
-        <w:t>" 0"</w:t>
-      </w:r>
-      <w:r>
-        <w:t xml:space="preserve"> on both displays), independent of the other three columns and independent of the global tare</w:t>
-      </w:r>
-    </w:p>
-    <w:p>
-      <w:pPr>
-        <w:pStyle w:val="Heading3"/>
-      </w:pPr>
-      <w:r>
-        <w:rPr>
-          <w:rFonts w:ascii="Cambria" w:hAnsi="Cambria"/>
-          <w:color w:val="000000"/>
-        </w:rPr>
-        <w:t>4.3 Bottom bar</w:t>
-      </w:r>
-    </w:p>
-    <w:p>
-      <w:pPr>
-        <w:pStyle w:val="ListBullet"/>
-      </w:pPr>
-      <w:r>
-        <w:rPr>
-          <w:b/>
-        </w:rPr>
-        <w:t>Average by N measurements</w:t>
-      </w:r>
-      <w:r>
-        <w:t xml:space="preserve"> (</w:t>
-      </w:r>
-      <w:r>
-        <w:rPr>
-          <w:rFonts w:ascii="Consolas" w:hAnsi="Consolas"/>
-        </w:rPr>
-        <w:t>QSpinBox</w:t>
-      </w:r>
-      <w:r>
-        <w:t xml:space="preserve">, 1–1000) — live-adjusts the rolling-average window size in </w:t>
-      </w:r>
-      <w:r>
-        <w:rPr>
-          <w:rFonts w:ascii="Consolas" w:hAnsi="Consolas"/>
-        </w:rPr>
-        <w:t>SharedState</w:t>
-      </w:r>
-    </w:p>
-    <w:p>
-      <w:pPr>
-        <w:pStyle w:val="ListBullet"/>
-      </w:pPr>
-      <w:r>
-        <w:rPr>
-          <w:b/>
-        </w:rPr>
-        <w:t>Mode</w:t>
-      </w:r>
-      <w:r>
-        <w:t xml:space="preserve"> dropdown — </w:t>
-      </w:r>
-      <w:r>
-        <w:rPr>
-          <w:rFonts w:ascii="Consolas" w:hAnsi="Consolas"/>
-        </w:rPr>
-        <w:t>kg</w:t>
-      </w:r>
-      <w:r>
-        <w:t xml:space="preserve">, </w:t>
-      </w:r>
-      <w:r>
-        <w:rPr>
-          <w:rFonts w:ascii="Consolas" w:hAnsi="Consolas"/>
-        </w:rPr>
-        <w:t>2 × kg</w:t>
-      </w:r>
-      <w:r>
-        <w:t xml:space="preserve">, </w:t>
-      </w:r>
-      <w:r>
-        <w:rPr>
-          <w:rFonts w:ascii="Consolas" w:hAnsi="Consolas"/>
-        </w:rPr>
-        <w:t>Tons</w:t>
-      </w:r>
-      <w:r>
-        <w:t xml:space="preserve">, </w:t>
-      </w:r>
-      <w:r>
-        <w:rPr>
-          <w:rFonts w:ascii="Consolas" w:hAnsi="Consolas"/>
-        </w:rPr>
-        <w:t>2 × Tons</w:t>
-      </w:r>
-      <w:r>
-        <w:t>; scales the live kg value and changes the unit label (see §5)</w:t>
-      </w:r>
-    </w:p>
-    <w:p>
-      <w:pPr>
-        <w:pStyle w:val="ListBullet"/>
-      </w:pPr>
-      <w:r>
-        <w:rPr>
-          <w:b/>
-        </w:rPr>
-        <w:t>Δ Delta</w:t>
-      </w:r>
-      <w:r>
-        <w:t xml:space="preserve"> — captures current value as a base for all four columns (see §5.1)</w:t>
-      </w:r>
-    </w:p>
-    <w:p>
-      <w:pPr>
-        <w:pStyle w:val="ListBullet"/>
-      </w:pPr>
-      <w:r>
-        <w:rPr>
-          <w:b/>
-        </w:rPr>
-        <w:t>Live</w:t>
-      </w:r>
-      <w:r>
-        <w:t xml:space="preserve"> — clears the delta base, returns to live display</w:t>
-      </w:r>
-    </w:p>
-    <w:p>
-      <w:pPr>
-        <w:pStyle w:val="ListBullet"/>
-      </w:pPr>
-      <w:r>
-        <w:rPr>
-          <w:b/>
-        </w:rPr>
-        <w:t>Base: …</w:t>
-      </w:r>
-      <w:r>
-        <w:t xml:space="preserve"> label — shows the currently captured delta base, blank when not set</w:t>
-      </w:r>
-    </w:p>
-    <w:p>
-      <w:pPr>
-        <w:pStyle w:val="ListBullet"/>
-      </w:pPr>
-      <w:r>
-        <w:rPr>
-          <w:b/>
-        </w:rPr>
-        <w:t>Last packages / Bytes on port</w:t>
-      </w:r>
-      <w:r>
-        <w:t xml:space="preserve"> — status line; shows a red error message if the TCP connection is down</w:t>
-      </w:r>
-    </w:p>
-    <w:p>
-      <w:pPr>
-        <w:pStyle w:val="ListBullet"/>
-      </w:pPr>
-      <w:r>
-        <w:rPr>
-          <w:b/>
-        </w:rPr>
-        <w:t>Exit program</w:t>
-      </w:r>
-      <w:r>
-        <w:t xml:space="preserve"> — closes the window</w:t>
+        <w:t xml:space="preserve"> — average window (1–1000), mode dropdown, Delta/Live, base label, status line, exit.</w:t>
       </w:r>
     </w:p>
     <w:p>
@@ -1216,7 +494,7 @@
           <w:rFonts w:ascii="Cambria" w:hAnsi="Cambria"/>
           <w:color w:val="000000"/>
         </w:rPr>
-        <w:t>5. Modes and calculations</w:t>
+        <w:t>Modes</w:t>
       </w:r>
     </w:p>
     <w:tbl>
@@ -1263,7 +541,7 @@
               <w:rPr>
                 <w:b/>
               </w:rPr>
-              <w:t>Displayed value</w:t>
+              <w:t>Value shown</w:t>
             </w:r>
           </w:p>
         </w:tc>
@@ -1281,7 +559,7 @@
               <w:rPr>
                 <w:b/>
               </w:rPr>
-              <w:t>Unit shown</w:t>
+              <w:t>Unit</w:t>
             </w:r>
           </w:p>
         </w:tc>
@@ -1294,9 +572,6 @@
           <w:p>
             <w:r/>
             <w:r>
-              <w:rPr>
-                <w:rFonts w:ascii="Consolas" w:hAnsi="Consolas"/>
-              </w:rPr>
               <w:t>kg</w:t>
             </w:r>
           </w:p>
@@ -1308,7 +583,7 @@
           <w:p>
             <w:r/>
             <w:r>
-              <w:t>live averaged kg</w:t>
+              <w:t>avg kg</w:t>
             </w:r>
           </w:p>
         </w:tc>
@@ -1319,9 +594,6 @@
           <w:p>
             <w:r/>
             <w:r>
-              <w:rPr>
-                <w:rFonts w:ascii="Consolas" w:hAnsi="Consolas"/>
-              </w:rPr>
               <w:t>kg</w:t>
             </w:r>
           </w:p>
@@ -1335,9 +607,6 @@
           <w:p>
             <w:r/>
             <w:r>
-              <w:rPr>
-                <w:rFonts w:ascii="Consolas" w:hAnsi="Consolas"/>
-              </w:rPr>
               <w:t>2 × kg</w:t>
             </w:r>
           </w:p>
@@ -1349,7 +618,7 @@
           <w:p>
             <w:r/>
             <w:r>
-              <w:t>live averaged kg × 2</w:t>
+              <w:t>avg kg × 2</w:t>
             </w:r>
           </w:p>
         </w:tc>
@@ -1360,9 +629,6 @@
           <w:p>
             <w:r/>
             <w:r>
-              <w:rPr>
-                <w:rFonts w:ascii="Consolas" w:hAnsi="Consolas"/>
-              </w:rPr>
               <w:t>kg</w:t>
             </w:r>
           </w:p>
@@ -1376,9 +642,6 @@
           <w:p>
             <w:r/>
             <w:r>
-              <w:rPr>
-                <w:rFonts w:ascii="Consolas" w:hAnsi="Consolas"/>
-              </w:rPr>
               <w:t>Tons</w:t>
             </w:r>
           </w:p>
@@ -1390,7 +653,7 @@
           <w:p>
             <w:r/>
             <w:r>
-              <w:t>live averaged kg (no conversion factor applied)</w:t>
+              <w:t>avg kg (no ÷1000)</w:t>
             </w:r>
           </w:p>
         </w:tc>
@@ -1401,9 +664,6 @@
           <w:p>
             <w:r/>
             <w:r>
-              <w:rPr>
-                <w:rFonts w:ascii="Consolas" w:hAnsi="Consolas"/>
-              </w:rPr>
               <w:t>T</w:t>
             </w:r>
           </w:p>
@@ -1417,9 +677,6 @@
           <w:p>
             <w:r/>
             <w:r>
-              <w:rPr>
-                <w:rFonts w:ascii="Consolas" w:hAnsi="Consolas"/>
-              </w:rPr>
               <w:t>2 × Tons</w:t>
             </w:r>
           </w:p>
@@ -1431,7 +688,7 @@
           <w:p>
             <w:r/>
             <w:r>
-              <w:t>live averaged kg × 2</w:t>
+              <w:t>avg kg × 2 (no ÷1000)</w:t>
             </w:r>
           </w:p>
         </w:tc>
@@ -1442,9 +699,6 @@
           <w:p>
             <w:r/>
             <w:r>
-              <w:rPr>
-                <w:rFonts w:ascii="Consolas" w:hAnsi="Consolas"/>
-              </w:rPr>
               <w:t>T</w:t>
             </w:r>
           </w:p>
@@ -1453,198 +707,42 @@
     </w:tbl>
     <w:p/>
     <w:p>
-      <w:pPr>
-        <w:ind w:left="360"/>
-      </w:pPr>
       <w:r>
-        <w:rPr>
-          <w:b/>
-          <w:i/>
-        </w:rPr>
-        <w:t xml:space="preserve">Note: </w:t>
-      </w:r>
-      <w:r>
-        <w:t xml:space="preserve">Note: "Tons" mode currently displays the same numeric value as </w:t>
-      </w:r>
-      <w:r>
-        <w:rPr>
-          <w:rFonts w:ascii="Consolas" w:hAnsi="Consolas"/>
-        </w:rPr>
-        <w:t>kg</w:t>
-      </w:r>
-      <w:r>
-        <w:t xml:space="preserve"> mode, just with the unit label changed to </w:t>
-      </w:r>
-      <w:r>
-        <w:rPr>
-          <w:rFonts w:ascii="Consolas" w:hAnsi="Consolas"/>
-        </w:rPr>
-        <w:t>T</w:t>
-      </w:r>
-      <w:r>
-        <w:t xml:space="preserve"> — there is no ÷1000 conversion applied in </w:t>
-      </w:r>
-      <w:r>
-        <w:rPr>
-          <w:rFonts w:ascii="Consolas" w:hAnsi="Consolas"/>
-        </w:rPr>
-        <w:t>_update_ui</w:t>
-      </w:r>
-      <w:r>
-        <w:t xml:space="preserve"> or </w:t>
-      </w:r>
-      <w:r>
-        <w:rPr>
-          <w:rFonts w:ascii="Consolas" w:hAnsi="Consolas"/>
-        </w:rPr>
-        <w:t>_on_mode_changed</w:t>
-      </w:r>
-      <w:r>
-        <w:t>. If a true kg→ton conversion is required, this is a code change, not a configuration option.</w:t>
+        <w:t>Tons mode doesn't actually convert — same number as kg, just relabeled. Fix requires a code change if real ton conversion is wanted.</w:t>
       </w:r>
     </w:p>
     <w:p>
-      <w:pPr>
-        <w:pStyle w:val="Heading3"/>
-      </w:pPr>
-      <w:r>
-        <w:rPr>
-          <w:rFonts w:ascii="Cambria" w:hAnsi="Cambria"/>
-          <w:color w:val="000000"/>
-        </w:rPr>
-        <w:t>5.1 Delta (Δ) feature</w:t>
-      </w:r>
-    </w:p>
-    <w:p>
-      <w:pPr>
-        <w:pStyle w:val="ListBullet"/>
-      </w:pPr>
-      <w:r>
-        <w:t xml:space="preserve">Pressing </w:t>
-      </w:r>
       <w:r>
         <w:rPr>
           <w:b/>
         </w:rPr>
-        <w:t>Δ Delta</w:t>
+        <w:t>Delta</w:t>
       </w:r>
       <w:r>
-        <w:t xml:space="preserve"> captures the current mode-adjusted value and the current raw kg (</w:t>
+        <w:t xml:space="preserve"> — press Δ to grab current value as a base. Display then shows </w:t>
       </w:r>
-      <w:r>
-        <w:rPr>
-          <w:rFonts w:ascii="Consolas" w:hAnsi="Consolas"/>
-        </w:rPr>
-        <w:t>_on_delta</w:t>
-      </w:r>
-      <w:r>
-        <w:t>), storing both as the "base" for every channel column.</w:t>
-      </w:r>
-    </w:p>
-    <w:p>
-      <w:pPr>
-        <w:pStyle w:val="ListBullet"/>
-      </w:pPr>
-      <w:r>
-        <w:t>While a base is set, each column's value display shows:</w:t>
-      </w:r>
-    </w:p>
-    <w:p>
       <w:r>
         <w:rPr>
           <w:rFonts w:ascii="Consolas" w:hAnsi="Consolas"/>
         </w:rPr>
         <w:t>base + (current_raw_kg − base_raw_kg) / 1000</w:t>
       </w:r>
-    </w:p>
-    <w:p>
       <w:r>
-        <w:t>i.e., the base plus a small decimal representing the change since the base was captured — useful for watching small incremental loads relative to a much larger base weight without losing resolution.</w:t>
+        <w:t>, so small changes show up as decimals on a big base. Press Live to clear it.</w:t>
       </w:r>
     </w:p>
     <w:p>
-      <w:pPr>
-        <w:pStyle w:val="ListBullet"/>
-      </w:pPr>
       <w:r>
         <w:rPr>
           <w:b/>
         </w:rPr>
-        <w:t>Live</w:t>
+        <w:t>Zero/Cancel zero</w:t>
       </w:r>
       <w:r>
-        <w:t xml:space="preserve"> clears the base on all columns and reverts to showing the live value directly.</w:t>
+        <w:t xml:space="preserve"> — per-column, independent of Delta and the global average.</w:t>
       </w:r>
     </w:p>
     <w:p>
-      <w:pPr>
-        <w:pStyle w:val="Heading3"/>
-      </w:pPr>
-      <w:r>
-        <w:rPr>
-          <w:rFonts w:ascii="Cambria" w:hAnsi="Cambria"/>
-          <w:color w:val="000000"/>
-        </w:rPr>
-        <w:t>5.2 Per-column Zero / Cancel zero</w:t>
-      </w:r>
-    </w:p>
-    <w:p>
-      <w:r>
-        <w:t xml:space="preserve">Independent of Delta: pressing a column's </w:t>
-      </w:r>
-      <w:r>
-        <w:rPr>
-          <w:b/>
-        </w:rPr>
-        <w:t>Zero</w:t>
-      </w:r>
-      <w:r>
-        <w:t xml:space="preserve"> button blanks that column's two displays to </w:t>
-      </w:r>
-      <w:r>
-        <w:rPr>
-          <w:rFonts w:ascii="Consolas" w:hAnsi="Consolas"/>
-        </w:rPr>
-        <w:t>0</w:t>
-      </w:r>
-      <w:r>
-        <w:t xml:space="preserve">; </w:t>
-      </w:r>
-      <w:r>
-        <w:rPr>
-          <w:b/>
-        </w:rPr>
-        <w:t>Cancel zero</w:t>
-      </w:r>
-      <w:r>
-        <w:t xml:space="preserve"> resumes normal display. This does not affect the global average, the other columns, or the calibration offset.</w:t>
-      </w:r>
-    </w:p>
-    <w:p>
-      <w:pPr>
-        <w:pStyle w:val="Heading3"/>
-      </w:pPr>
-      <w:r>
-        <w:rPr>
-          <w:rFonts w:ascii="Cambria" w:hAnsi="Cambria"/>
-          <w:color w:val="000000"/>
-        </w:rPr>
-        <w:t>5.3 Per-column Calibrate</w:t>
-      </w:r>
-    </w:p>
-    <w:p>
-      <w:r>
-        <w:t xml:space="preserve">Typing a number into </w:t>
-      </w:r>
-      <w:r>
-        <w:rPr>
-          <w:b/>
-        </w:rPr>
-        <w:t>Calibration value</w:t>
-      </w:r>
-      <w:r>
-        <w:t xml:space="preserve"> and pressing </w:t>
-      </w:r>
       <w:r>
         <w:rPr>
           <w:b/>
@@ -1652,34 +750,7 @@
         <w:t>Calibrate</w:t>
       </w:r>
       <w:r>
-        <w:t xml:space="preserve"> stores it as </w:t>
-      </w:r>
-      <w:r>
-        <w:rPr>
-          <w:rFonts w:ascii="Consolas" w:hAnsi="Consolas"/>
-        </w:rPr>
-        <w:t>_cal_offset</w:t>
-      </w:r>
-      <w:r>
-        <w:t>, added directly to that column's displayed value only (</w:t>
-      </w:r>
-      <w:r>
-        <w:rPr>
-          <w:rFonts w:ascii="Consolas" w:hAnsi="Consolas"/>
-        </w:rPr>
-        <w:t>update_value</w:t>
-      </w:r>
-      <w:r>
-        <w:t xml:space="preserve">, basic_interface_ind570.py:329-347). It does not affect the underlying averaged kg in </w:t>
-      </w:r>
-      <w:r>
-        <w:rPr>
-          <w:rFonts w:ascii="Consolas" w:hAnsi="Consolas"/>
-        </w:rPr>
-        <w:t>SharedState</w:t>
-      </w:r>
-      <w:r>
-        <w:t>, only what that one column shows.</w:t>
+        <w:t xml:space="preserve"> — per-column additive offset, display-only, doesn't touch the underlying average.</w:t>
       </w:r>
     </w:p>
     <w:p>
@@ -1691,64 +762,21 @@
           <w:rFonts w:ascii="Cambria" w:hAnsi="Cambria"/>
           <w:color w:val="000000"/>
         </w:rPr>
-        <w:t>6. Averaging and smoothing</w:t>
+        <w:t>Averaging</w:t>
       </w:r>
     </w:p>
     <w:p>
-      <w:pPr>
-        <w:pStyle w:val="ListBullet"/>
-      </w:pPr>
       <w:r>
-        <w:rPr>
-          <w:rFonts w:ascii="Consolas" w:hAnsi="Consolas"/>
-        </w:rPr>
-        <w:t>SharedState</w:t>
-      </w:r>
-      <w:r>
-        <w:t xml:space="preserve"> keeps a </w:t>
+        <w:t xml:space="preserve">Rolling average over a </w:t>
       </w:r>
       <w:r>
         <w:rPr>
           <w:rFonts w:ascii="Consolas" w:hAnsi="Consolas"/>
         </w:rPr>
-        <w:t>collections.deque</w:t>
+        <w:t>deque</w:t>
       </w:r>
       <w:r>
-        <w:t xml:space="preserve"> capped at the configured window size (default 100, adjustable 1–1000 via the spinner).</w:t>
-      </w:r>
-    </w:p>
-    <w:p>
-      <w:pPr>
-        <w:pStyle w:val="ListBullet"/>
-      </w:pPr>
-      <w:r>
-        <w:t>Every parsed kg value from the IND570 stream is appended; the displayed result is the arithmetic mean of everything currently in the deque.</w:t>
-      </w:r>
-    </w:p>
-    <w:p>
-      <w:pPr>
-        <w:pStyle w:val="ListBullet"/>
-      </w:pPr>
-      <w:r>
-        <w:t xml:space="preserve">Changing the spinner value creates a </w:t>
-      </w:r>
-      <w:r>
-        <w:rPr>
-          <w:b/>
-        </w:rPr>
-        <w:t>new, empty</w:t>
-      </w:r>
-      <w:r>
-        <w:t xml:space="preserve"> deque at the new size (</w:t>
-      </w:r>
-      <w:r>
-        <w:rPr>
-          <w:rFonts w:ascii="Consolas" w:hAnsi="Consolas"/>
-        </w:rPr>
-        <w:t>set_avg_window</w:t>
-      </w:r>
-      <w:r>
-        <w:t>) — the average resets and starts refilling immediately, it does not resample the old buffer.</w:t>
+        <w:t>, window size 1–1000 (spinner, default 100). Changing the window resets the buffer — starts fresh, doesn't resample old data.</w:t>
       </w:r>
     </w:p>
     <w:p>
@@ -1760,27 +788,7 @@
           <w:rFonts w:ascii="Cambria" w:hAnsi="Cambria"/>
           <w:color w:val="000000"/>
         </w:rPr>
-        <w:t>7. Error / connection states</w:t>
-      </w:r>
-    </w:p>
-    <w:p>
-      <w:r>
-        <w:rPr>
-          <w:rFonts w:ascii="Consolas" w:hAnsi="Consolas"/>
-        </w:rPr>
-        <w:t>_update_ui()</w:t>
-      </w:r>
-      <w:r>
-        <w:t xml:space="preserve"> checks </w:t>
-      </w:r>
-      <w:r>
-        <w:rPr>
-          <w:rFonts w:ascii="Consolas" w:hAnsi="Consolas"/>
-        </w:rPr>
-        <w:t>SharedState.valid</w:t>
-      </w:r>
-      <w:r>
-        <w:t>:</w:t>
+        <w:t>Connection states</w:t>
       </w:r>
     </w:p>
     <w:tbl>
@@ -1846,7 +854,7 @@
               <w:rPr>
                 <w:b/>
               </w:rPr>
-              <w:t>UI behavior</w:t>
+              <w:t>UI</w:t>
             </w:r>
           </w:p>
         </w:tc>
@@ -1859,9 +867,6 @@
           <w:p>
             <w:r/>
             <w:r>
-              <w:rPr>
-                <w:rFonts w:ascii="Consolas" w:hAnsi="Consolas"/>
-              </w:rPr>
               <w:t>0</w:t>
             </w:r>
           </w:p>
@@ -1873,7 +878,7 @@
           <w:p>
             <w:r/>
             <w:r>
-              <w:t>No data yet</w:t>
+              <w:t>no data yet</w:t>
             </w:r>
           </w:p>
         </w:tc>
@@ -1884,7 +889,7 @@
           <w:p>
             <w:r/>
             <w:r>
-              <w:t>Status bar unchanged from initial text</w:t>
+              <w:t>unchanged</w:t>
             </w:r>
           </w:p>
         </w:tc>
@@ -1897,9 +902,6 @@
           <w:p>
             <w:r/>
             <w:r>
-              <w:rPr>
-                <w:rFonts w:ascii="Consolas" w:hAnsi="Consolas"/>
-              </w:rPr>
               <w:t>1</w:t>
             </w:r>
           </w:p>
@@ -1911,7 +913,7 @@
           <w:p>
             <w:r/>
             <w:r>
-              <w:t>Receiving data normally</w:t>
+              <w:t>receiving</w:t>
             </w:r>
           </w:p>
         </w:tc>
@@ -1922,7 +924,7 @@
           <w:p>
             <w:r/>
             <w:r>
-              <w:t>Status bar shows byte count in black; channel displays update</w:t>
+              <w:t>byte count shown, displays update</w:t>
             </w:r>
           </w:p>
         </w:tc>
@@ -1935,9 +937,6 @@
           <w:p>
             <w:r/>
             <w:r>
-              <w:rPr>
-                <w:rFonts w:ascii="Consolas" w:hAnsi="Consolas"/>
-              </w:rPr>
               <w:t>-1</w:t>
             </w:r>
           </w:p>
@@ -1949,7 +948,7 @@
           <w:p>
             <w:r/>
             <w:r>
-              <w:t>Socket exception (connect/read failed)</w:t>
+              <w:t>socket error</w:t>
             </w:r>
           </w:p>
         </w:tc>
@@ -1960,16 +959,7 @@
           <w:p>
             <w:r/>
             <w:r>
-              <w:t xml:space="preserve">Status bar shows </w:t>
-            </w:r>
-            <w:r>
-              <w:rPr>
-                <w:rFonts w:ascii="Consolas" w:hAnsi="Consolas"/>
-              </w:rPr>
-              <w:t>ERROR: Cannot connect to &lt;host&gt;:&lt;port&gt;</w:t>
-            </w:r>
-            <w:r>
-              <w:t xml:space="preserve"> in red; channel displays stop updating (last value stays on screen)</w:t>
+              <w:t>red "ERROR: Cannot connect to host:port", last value frozen on screen</w:t>
             </w:r>
           </w:p>
         </w:tc>
@@ -1978,16 +968,7 @@
     <w:p/>
     <w:p>
       <w:r>
-        <w:t xml:space="preserve">The reader thread retries the connection every 2 seconds indefinitely while </w:t>
-      </w:r>
-      <w:r>
-        <w:rPr>
-          <w:rFonts w:ascii="Consolas" w:hAnsi="Consolas"/>
-        </w:rPr>
-        <w:t>_running</w:t>
-      </w:r>
-      <w:r>
-        <w:t xml:space="preserve"> is set — no manual reconnect action is needed if the IND570 or network comes back.</w:t>
+        <w:t>Auto-retries every 2s. No manual reconnect needed.</w:t>
       </w:r>
     </w:p>
     <w:p>
@@ -1999,7 +980,7 @@
           <w:rFonts w:ascii="Cambria" w:hAnsi="Cambria"/>
           <w:color w:val="000000"/>
         </w:rPr>
-        <w:t>8. Build / packaging</w:t>
+        <w:t>Build</w:t>
       </w:r>
     </w:p>
     <w:p>
@@ -2007,13 +988,7 @@
         <w:pStyle w:val="ListBullet"/>
       </w:pPr>
       <w:r>
-        <w:rPr>
-          <w:b/>
-        </w:rPr>
-        <w:t>Entry point:</w:t>
-      </w:r>
-      <w:r>
-        <w:t xml:space="preserve"> </w:t>
+        <w:t xml:space="preserve">Entry point: </w:t>
       </w:r>
       <w:r>
         <w:rPr>
@@ -2027,22 +1002,7 @@
         <w:pStyle w:val="ListBullet"/>
       </w:pPr>
       <w:r>
-        <w:rPr>
-          <w:b/>
-        </w:rPr>
-        <w:t>Dependency:</w:t>
-      </w:r>
-      <w:r>
-        <w:t xml:space="preserve"> </w:t>
-      </w:r>
-      <w:r>
-        <w:rPr>
-          <w:rFonts w:ascii="Consolas" w:hAnsi="Consolas"/>
-        </w:rPr>
-        <w:t>PyQt5</w:t>
-      </w:r>
-      <w:r>
-        <w:t xml:space="preserve"> (see </w:t>
+        <w:t>Dep: PyQt5 (</w:t>
       </w:r>
       <w:r>
         <w:rPr>
@@ -2059,13 +1019,7 @@
         <w:pStyle w:val="ListBullet"/>
       </w:pPr>
       <w:r>
-        <w:rPr>
-          <w:b/>
-        </w:rPr>
-        <w:t>Packaging:</w:t>
-      </w:r>
-      <w:r>
-        <w:t xml:space="preserve"> </w:t>
+        <w:t xml:space="preserve">Package: </w:t>
       </w:r>
       <w:r>
         <w:rPr>
@@ -2074,25 +1028,7 @@
         <w:t>StrainGauge.spec</w:t>
       </w:r>
       <w:r>
-        <w:t xml:space="preserve"> (PyInstaller) bundles </w:t>
-      </w:r>
-      <w:r>
-        <w:rPr>
-          <w:rFonts w:ascii="Consolas" w:hAnsi="Consolas"/>
-        </w:rPr>
-        <w:t>adj_logo_small.png</w:t>
-      </w:r>
-      <w:r>
-        <w:t xml:space="preserve"> and </w:t>
-      </w:r>
-      <w:r>
-        <w:rPr>
-          <w:rFonts w:ascii="Consolas" w:hAnsi="Consolas"/>
-        </w:rPr>
-        <w:t>adj_logo.jpeg</w:t>
-      </w:r>
-      <w:r>
-        <w:t xml:space="preserve"> alongside the executable, named </w:t>
+        <w:t xml:space="preserve"> (PyInstaller), bundles the logo images, windowed exe, name </w:t>
       </w:r>
       <w:r>
         <w:rPr>
@@ -2100,22 +1036,13 @@
         </w:rPr>
         <w:t>StrainGauge</w:t>
       </w:r>
-      <w:r>
-        <w:t>, windowed (no console)</w:t>
-      </w:r>
     </w:p>
     <w:p>
       <w:pPr>
         <w:pStyle w:val="ListBullet"/>
       </w:pPr>
       <w:r>
-        <w:rPr>
-          <w:b/>
-        </w:rPr>
-        <w:t>CI:</w:t>
-      </w:r>
-      <w:r>
-        <w:t xml:space="preserve"> </w:t>
+        <w:t xml:space="preserve">CI: </w:t>
       </w:r>
       <w:r>
         <w:rPr>
@@ -2124,16 +1051,7 @@
         <w:t>.github/workflows/build-windows.yml</w:t>
       </w:r>
       <w:r>
-        <w:t xml:space="preserve"> builds </w:t>
-      </w:r>
-      <w:r>
-        <w:rPr>
-          <w:rFonts w:ascii="Consolas" w:hAnsi="Consolas"/>
-        </w:rPr>
-        <w:t>StrainGauge.exe</w:t>
-      </w:r>
-      <w:r>
-        <w:t xml:space="preserve"> on </w:t>
+        <w:t xml:space="preserve"> builds on </w:t>
       </w:r>
       <w:r>
         <w:rPr>
@@ -2142,7 +1060,7 @@
         <w:t>windows-latest</w:t>
       </w:r>
       <w:r>
-        <w:t xml:space="preserve"> on every push to </w:t>
+        <w:t xml:space="preserve">, push to </w:t>
       </w:r>
       <w:r>
         <w:rPr>
@@ -2151,7 +1069,7 @@
         <w:t>main</w:t>
       </w:r>
       <w:r>
-        <w:t xml:space="preserve"> and on version tags (</w:t>
+        <w:t xml:space="preserve"> or </w:t>
       </w:r>
       <w:r>
         <w:rPr>
@@ -2160,7 +1078,7 @@
         <w:t>v*</w:t>
       </w:r>
       <w:r>
-        <w:t>), uploading it as a workflow artifact and attaching it to the GitHub Release for tagged builds</w:t>
+        <w:t xml:space="preserve"> tags, uploads exe as artifact / release asset</w:t>
       </w:r>
     </w:p>
     <w:p>
@@ -2172,12 +1090,12 @@
           <w:rFonts w:ascii="Cambria" w:hAnsi="Cambria"/>
           <w:color w:val="000000"/>
         </w:rPr>
-        <w:t>9. Known gaps between UI and behavior (for future cleanup)</w:t>
+        <w:t>Known unwired stuff</w:t>
       </w:r>
     </w:p>
     <w:p>
       <w:r>
-        <w:t>These are not bugs preventing operation, but UI elements that currently do nothing or less than they visually imply — worth knowing so they aren't mistaken for configuration options:</w:t>
+        <w:t>Not bugs, just UI that doesn't do what it looks like it does:</w:t>
       </w:r>
     </w:p>
     <w:p>
@@ -2185,25 +1103,7 @@
         <w:pStyle w:val="ListBullet"/>
       </w:pPr>
       <w:r>
-        <w:t xml:space="preserve">COM-port dropdown, </w:t>
-      </w:r>
-      <w:r>
-        <w:rPr>
-          <w:b/>
-        </w:rPr>
-        <w:t>Update port list</w:t>
-      </w:r>
-      <w:r>
-        <w:t xml:space="preserve">, </w:t>
-      </w:r>
-      <w:r>
-        <w:rPr>
-          <w:b/>
-        </w:rPr>
-        <w:t>Save port name</w:t>
-      </w:r>
-      <w:r>
-        <w:t xml:space="preserve"> — not wired to the connection (see §4.1)</w:t>
+        <w:t>COM dropdown, "Update port list", "Save port name" — no-ops</w:t>
       </w:r>
     </w:p>
     <w:p>
@@ -2211,13 +1111,7 @@
         <w:pStyle w:val="ListBullet"/>
       </w:pPr>
       <w:r>
-        <w:rPr>
-          <w:b/>
-        </w:rPr>
-        <w:t>Save coefficients</w:t>
-      </w:r>
-      <w:r>
-        <w:t xml:space="preserve"> button (top-right) — not wired to anything</w:t>
+        <w:t>"Save coefficients" — no-op</w:t>
       </w:r>
     </w:p>
     <w:p>
@@ -2225,25 +1119,25 @@
         <w:pStyle w:val="ListBullet"/>
       </w:pPr>
       <w:r>
-        <w:t xml:space="preserve">Top 7-segment display per column, </w:t>
+        <w:t xml:space="preserve">Top 7-seg display, </w:t>
       </w:r>
       <w:r>
         <w:rPr>
-          <w:b/>
+          <w:rFonts w:ascii="Consolas" w:hAnsi="Consolas"/>
         </w:rPr>
         <w:t>temp =</w:t>
       </w:r>
       <w:r>
-        <w:t xml:space="preserve"> field, both </w:t>
+        <w:t xml:space="preserve">, both </w:t>
       </w:r>
       <w:r>
         <w:rPr>
-          <w:b/>
+          <w:rFonts w:ascii="Consolas" w:hAnsi="Consolas"/>
         </w:rPr>
         <w:t>k =</w:t>
       </w:r>
       <w:r>
-        <w:t xml:space="preserve"> fields — not driven by any live calculation</w:t>
+        <w:t xml:space="preserve"> fields — not live</w:t>
       </w:r>
     </w:p>
     <w:p>
@@ -2251,27 +1145,12 @@
         <w:pStyle w:val="ListBullet"/>
       </w:pPr>
       <w:r>
-        <w:rPr>
-          <w:b/>
-        </w:rPr>
-        <w:t>Tons</w:t>
-      </w:r>
-      <w:r>
-        <w:t xml:space="preserve"> / </w:t>
-      </w:r>
-      <w:r>
-        <w:rPr>
-          <w:b/>
-        </w:rPr>
-        <w:t>2 × Tons</w:t>
-      </w:r>
-      <w:r>
-        <w:t xml:space="preserve"> modes — do not apply a kg→ton scale factor, only relabel the unit</w:t>
+        <w:t>Tons/2×Tons — don't actually scale by 1000</w:t>
       </w:r>
     </w:p>
     <w:p>
       <w:r>
-        <w:t>If any of these are meant to become functional (e.g., configurable IND570 host/port from the dropdown, real per-arm coefficients, true ton conversion), that's a scoped follow-up — flag which ones matter and it can be planned separately.</w:t>
+        <w:t>If any of these need to become real, that's separate work — say which ones matter.</w:t>
       </w:r>
     </w:p>
     <w:sectPr>

--- a/SYSTEM_OVERVIEW_Weighing_Scale.docx
+++ b/SYSTEM_OVERVIEW_Weighing_Scale.docx
@@ -1028,7 +1028,7 @@
         <w:t>StrainGauge.spec</w:t>
       </w:r>
       <w:r>
-        <w:t xml:space="preserve"> (PyInstaller), bundles the logo images, windowed exe, name </w:t>
+        <w:t xml:space="preserve"> (PyInstaller), windowed exe, name </w:t>
       </w:r>
       <w:r>
         <w:rPr>
